--- a/word/Q2.5_employment_skills.docx
+++ b/word/Q2.5_employment_skills.docx
@@ -113,7 +113,7 @@
         <w:t>Local retention is a policy choice.</w:t>
       </w:r>
       <w:r>
-        <w:t xml:space="preserve"> Retained local employment rises from ~70% (baseline) to ~97% under a local-content + skills focus — i.e. 1351 of 1392 jobs kept in NI — directly addressing Minviro's warning that benefits leak out when specialist labour and equipment are imported.</w:t>
+        <w:t xml:space="preserve"> Retained local employment rises from ~70% (baseline) to ~97% under a local-content + skills focus — i.e. 1351 of 1392 jobs kept in NI — directly addressing Minviro's warning that benefits leak out when specialist labour and equipment are imported. Minviro's own estimate of *retained direct jobs over 30 years* scales with activity (Scenario 2: 52; one-mine 3a: 1,225; two-mine 4b: 7,177), underlining that retention — not just headline jobs — is what the Department should target.</w:t>
       </w:r>
     </w:p>
     <w:p>
@@ -127,7 +127,30 @@
         <w:t>Skills are the binding enabler.</w:t>
       </w:r>
       <w:r>
-        <w:t xml:space="preserve"> The sector needs ~254 skilled roles trained over the horizon, against an NI backdrop of ~7,500 skill-shortage vacancies and 5,000+ new roles needed annually. A green-skills/critical-minerals pipeline (Skills England/DWP, FE colleges, QUB, Camborne-style provision) and apprenticeships are prerequisites, not add-ons.</w:t>
+        <w:t xml:space="preserve"> The sector needs ~254 skilled roles trained over the horizon, against an NI backdrop of ~7,500 skill-shortage vacancies and 5,000+ new roles needed annually — and a UK backdrop of apprenticeship participation down ~1/5 since 2016/17 and only 9% of upper-secondary vocational learners graduating in engineering/manufacturing (UK Industrial Strategy). A green-skills/critical-minerals pipeline (Skills England/DWP, FE colleges, QUB, Camborne-style provision) and apprenticeships are prerequisites, not add-ons.</w:t>
+      </w:r>
+    </w:p>
+    <w:p>
+      <w:pPr>
+        <w:pStyle w:val="ListBullet"/>
+      </w:pPr>
+      <w:r>
+        <w:rPr>
+          <w:b/>
+        </w:rPr>
+        <w:t>Cluster-led regional policy.</w:t>
+      </w:r>
+      <w:r>
+        <w:t xml:space="preserve"> The UK Industrial Strategy prioritises city regions and clusters for innovation funding and names </w:t>
+      </w:r>
+      <w:r>
+        <w:rPr>
+          <w:b/>
+        </w:rPr>
+        <w:t>Belfast as a critical-minerals cluster</w:t>
+      </w:r>
+      <w:r>
+        <w:t xml:space="preserve"> — a route to concentrate the recycling/advanced-manufacturing growth while the rural west hosts extraction and equipment supply.</w:t>
       </w:r>
     </w:p>
     <w:p>
@@ -439,7 +462,7 @@
               <w:rPr>
                 <w:sz w:val="16"/>
               </w:rPr>
-              <w:t>1513.8</w:t>
+              <w:t>1513.1</w:t>
             </w:r>
           </w:p>
         </w:tc>
@@ -452,7 +475,7 @@
               <w:rPr>
                 <w:sz w:val="16"/>
               </w:rPr>
-              <w:t>1131.7</w:t>
+              <w:t>1131.2</w:t>
             </w:r>
           </w:p>
         </w:tc>
@@ -465,7 +488,7 @@
               <w:rPr>
                 <w:sz w:val="16"/>
               </w:rPr>
-              <w:t>262.5</w:t>
+              <w:t>262.4</w:t>
             </w:r>
           </w:p>
         </w:tc>
@@ -491,7 +514,7 @@
               <w:rPr>
                 <w:sz w:val="16"/>
               </w:rPr>
-              <w:t>1211.1</w:t>
+              <w:t>1210.5</w:t>
             </w:r>
           </w:p>
         </w:tc>
@@ -517,7 +540,7 @@
               <w:rPr>
                 <w:sz w:val="16"/>
               </w:rPr>
-              <w:t>283.7</w:t>
+              <w:t>283.4</w:t>
             </w:r>
           </w:p>
         </w:tc>
@@ -856,7 +879,15 @@
         <w:pStyle w:val="ListBullet"/>
       </w:pPr>
       <w:r>
-        <w:t>Minviro Final Report: benefits leak from the region if specialist labour/equipment imported</w:t>
+        <w:t>UK Industrial Strategy 2025: apprenticeships down ~1/5 (2016/17-2023/24); 9% of vocational learners in engineering/manufacturing; Skills England aligns AM/Clean-Energy training; Belfast a named critical-minerals cluster, clusters prioritised for innovation funding</w:t>
+      </w:r>
+    </w:p>
+    <w:p>
+      <w:pPr>
+        <w:pStyle w:val="ListBullet"/>
+      </w:pPr>
+      <w:r>
+        <w:t>Minviro Final Report: retained direct jobs over 30 yrs (Scen2 52 ... 4b 7,177); benefits leak from the region if specialist labour/equipment imported (Galmoy/Lisheen)</w:t>
       </w:r>
     </w:p>
     <w:p>

--- a/word/Q2.5_employment_skills.docx
+++ b/word/Q2.5_employment_skills.docx
@@ -36,7 +36,16 @@
         <w:t>wage band</w:t>
       </w:r>
       <w:r>
-        <w:t xml:space="preserve"> (ONS SOC / ASHE-by-industry structure on a real NISRA ASHE anchor — NI median FT wage £34,632/yr, 2024), with </w:t>
+        <w:t xml:space="preserve"> (ONS SOC / ASHE-by-industry structure on a real NISRA ASHE anchor — NI median FT wage £37,100/yr, </w:t>
+      </w:r>
+      <w:r>
+        <w:rPr>
+          <w:b/>
+        </w:rPr>
+        <w:t>2025</w:t>
+      </w:r>
+      <w:r>
+        <w:t xml:space="preserve">), with </w:t>
       </w:r>
       <w:r>
         <w:rPr>
@@ -55,6 +64,20 @@
       </w:r>
       <w:r>
         <w:t>. Run across four policy scenarios. Figures are model behaviour, not forecasts.</w:t>
+      </w:r>
+    </w:p>
+    <w:p>
+      <w:pPr>
+        <w:pStyle w:val="IntenseQuote"/>
+      </w:pPr>
+      <w:r>
+        <w:rPr>
+          <w:b/>
+        </w:rPr>
+        <w:t>Wage anchor updated (NISRA ASHE 2025).</w:t>
+      </w:r>
+      <w:r>
+        <w:t xml:space="preserve"> The NI full-time median is now £37,100/yr (£713/wk), up from £34,632/yr (£666/wk) in 2024 — a +7% uplift. The wage *premium* below is a ratio to the NI median, so it is unchanged by the re-anchor; the *wage bill* scales up by the same ~7% (2024 remains available as a sensitivity).</w:t>
       </w:r>
     </w:p>
     <w:p>
@@ -847,7 +870,7 @@
         <w:pStyle w:val="ListBullet"/>
       </w:pPr>
       <w:r>
-        <w:t>NISRA ASHE 2024: NI median FT gross weekly £666 (~£34,632/yr); UK £728/£37,430</w:t>
+        <w:t>NISRA ASHE 2025: NI median FT gross weekly £713 (~£37,100/yr), up from £666 (~£34,632/yr) in 2024 — the model's wage anchor; 2024 retained as a sensitivity</w:t>
       </w:r>
     </w:p>
     <w:p>
